--- a/descargas/infantil/word/PRESENTE_infantil_semana2.docx
+++ b/descargas/infantil/word/PRESENTE_infantil_semana2.docx
@@ -552,13 +552,13 @@
             <w:i/>
             <w:iCs/>
           </w:rPr>
-          <w:t xml:space="preserve">María de Nazaret</w:t>
+          <w:t xml:space="preserve">Dijiste sí</w:t>
         </w:r>
         <w:r>
           <w:rPr>
             <w:rStyle w:val="Hipervnculo"/>
           </w:rPr>
-          <w:t xml:space="preserve">, del grupo Ixcís</w:t>
+          <w:t xml:space="preserve">, Anunciación</w:t>
         </w:r>
       </w:hyperlink>
       <w:r>

--- a/descargas/infantil/word/PRESENTE_infantil_semana2.docx
+++ b/descargas/infantil/word/PRESENTE_infantil_semana2.docx
@@ -126,7 +126,7 @@
       </w:r>
       <w:r>
         <w:rPr/>
-        <w:t xml:space="preserve">dos propuestas; cada clase elige una:</w:t>
+        <w:t xml:space="preserve">cada clase usa uno de los dos modelos (ver la pestaña «Símbolo»):</w:t>
       </w:r>
     </w:p>
     <w:p>
@@ -143,7 +143,7 @@
           <w:bCs/>
           <w:color w:val="6F7300"/>
         </w:rPr>
-        <w:t xml:space="preserve">Caja cúbica (propuestas A y B): </w:t>
+        <w:t xml:space="preserve">Modelo A · caja cúbica: </w:t>
       </w:r>
       <w:r>
         <w:rPr/>
@@ -164,11 +164,11 @@
           <w:bCs/>
           <w:color w:val="6F7300"/>
         </w:rPr>
-        <w:t xml:space="preserve">Caja abatible (propuesta C): </w:t>
-      </w:r>
-      <w:r>
-        <w:rPr/>
-        <w:t xml:space="preserve"> se levantan las cuatro paredes, con las palabras de las semanas hacia dentro, y se encaja la tapa (lámina 2). Los nombres quedan guardados dentro.</w:t>
+        <w:t xml:space="preserve">Modelo B · caja abatible: </w:t>
+      </w:r>
+      <w:r>
+        <w:rPr/>
+        <w:t xml:space="preserve"> se levantan las cuatro paredes, con las palabras de las semanas hacia dentro, y se encaja la tapa.</w:t>
       </w:r>
     </w:p>
     <w:p>
@@ -240,7 +240,7 @@
       </w:pPr>
       <w:r>
         <w:rPr/>
-        <w:t xml:space="preserve">«¡Hemos tenido unos días de fiesta! Pero la caja nos ha estado esperando. Hoy encendemos la segunda vela y le ponemos a la caja su papel de regalo». Entre todos se pegan las piezas de la plantilla 2 en las paredes y en la tapa.</w:t>
+        <w:t xml:space="preserve">«¡Hemos tenido unos días de fiesta! Pero la caja nos ha estado esperando. Hoy encendemos la segunda vela y cerramos nuestra caja de regalo». Entre todos se cierra la caja: en el Modelo A se forra con el papel de regalo (plantilla 2) y se pone la tapa; en el Modelo B se levantan las cuatro paredes y se encaja la tapa.</w:t>
       </w:r>
     </w:p>
     <w:p>
